--- a/IET_Communications_Submission/03_Declarations_IET_Communications.docx
+++ b/IET_Communications_Submission/03_Declarations_IET_Communications.docx
@@ -871,7 +871,7 @@
           <w:sz w:val="24"/>
           <w:szCs w:val="24"/>
         </w:rPr>
-        <w:t xml:space="preserve">The classified corpus (dataset_papers.csv), screening log, retrieval records, and analysis scripts accompany this submission as an anonymized supplementary archive (mirrored on an anonymized hosting service for review); a public repository will be named only upon acceptance.</w:t>
+        <w:t>The classified corpus (dataset_papers.csv), screening log, retrieval records, and analysis scripts accompany this submission as supplementary material and are openly available in the public research archive at https://github.com/touhidsiddiqueeraj-bit/Is-Wireless-Security-Ready-for-the-AI-Era-.</w:t>
       </w:r>
     </w:p>
     <w:p>
